--- a/poi-tl/src/test/resources/template/render_hackloop.docx
+++ b/poi-tl/src/test/resources/template/render_hackloop.docx
@@ -32,16 +32,16 @@
         </w:tblCellMar>
       </w:tblPr>
       <w:tblGrid>
-        <w:gridCol w:w="1919"/>
-        <w:gridCol w:w="1303"/>
-        <w:gridCol w:w="141"/>
-        <w:gridCol w:w="584"/>
-        <w:gridCol w:w="460"/>
+        <w:gridCol w:w="1615"/>
+        <w:gridCol w:w="999"/>
+        <w:gridCol w:w="134"/>
+        <w:gridCol w:w="553"/>
+        <w:gridCol w:w="437"/>
         <w:gridCol w:w="1124"/>
-        <w:gridCol w:w="1079"/>
+        <w:gridCol w:w="1754"/>
         <w:gridCol w:w="933"/>
         <w:gridCol w:w="941"/>
-        <w:gridCol w:w="1472"/>
+        <w:gridCol w:w="1466"/>
       </w:tblGrid>
       <w:tr>
         <w:tblPrEx>
@@ -536,7 +536,8 @@
             <w:pPr>
               <w:pStyle w:val="34"/>
               <w:rPr>
-                <w:rFonts w:hint="eastAsia" w:ascii="Hei" w:eastAsia="Hei"/>
+                <w:rFonts w:hint="default" w:ascii="Hei" w:eastAsia="Hei"/>
+                <w:lang w:val="en-US" w:eastAsia="zh-CN"/>
               </w:rPr>
             </w:pPr>
             <w:r>
@@ -544,6 +545,22 @@
                 <w:rFonts w:hint="eastAsia" w:ascii="Hei" w:eastAsia="Hei"/>
               </w:rPr>
               <w:t>[discount]</w:t>
+            </w:r>
+            <w:r>
+              <w:rPr>
+                <w:rFonts w:hint="eastAsia" w:ascii="Hei" w:eastAsia="Hei"/>
+                <w:lang w:val="en-US" w:eastAsia="zh-CN"/>
+              </w:rPr>
+              <w:t>[merge</w:t>
+            </w:r>
+            <w:bookmarkStart w:id="0" w:name="_GoBack"/>
+            <w:bookmarkEnd w:id="0"/>
+            <w:r>
+              <w:rPr>
+                <w:rFonts w:hint="eastAsia" w:ascii="Hei" w:eastAsia="Hei"/>
+                <w:lang w:val="en-US" w:eastAsia="zh-CN"/>
+              </w:rPr>
+              <w:t>]</w:t>
             </w:r>
           </w:p>
         </w:tc>
@@ -2678,7 +2695,6 @@
                 <w:bCs/>
               </w:rPr>
             </w:pPr>
-            <w:bookmarkStart w:id="0" w:name="_GoBack" w:colFirst="8" w:colLast="8"/>
           </w:p>
         </w:tc>
         <w:tc>
@@ -2868,187 +2884,6 @@
             <w:tcW w:w="583" w:type="pct"/>
             <w:gridSpan w:val="2"/>
             <w:vMerge w:val="restart"/>
-            <w:shd w:val="clear" w:color="auto" w:fill="4F81BD" w:themeFill="accent1"/>
-          </w:tcPr>
-          <w:p>
-            <w:pPr>
-              <w:pStyle w:val="35"/>
-              <w:jc w:val="center"/>
-              <w:rPr>
-                <w:rFonts w:ascii="Hei" w:eastAsia="Hei"/>
-              </w:rPr>
-            </w:pPr>
-          </w:p>
-        </w:tc>
-      </w:tr>
-      <w:bookmarkEnd w:id="0"/>
-      <w:tr>
-        <w:tblPrEx>
-          <w:tblBorders>
-            <w:top w:val="single" w:color="000000" w:themeColor="text1" w:sz="8" w:space="0"/>
-            <w:left w:val="single" w:color="000000" w:themeColor="text1" w:sz="8" w:space="0"/>
-            <w:bottom w:val="single" w:color="000000" w:themeColor="text1" w:sz="8" w:space="0"/>
-            <w:right w:val="single" w:color="000000" w:themeColor="text1" w:sz="8" w:space="0"/>
-            <w:insideH w:val="single" w:color="000000" w:themeColor="text1" w:sz="8" w:space="0"/>
-            <w:insideV w:val="single" w:color="000000" w:themeColor="text1" w:sz="8" w:space="0"/>
-          </w:tblBorders>
-          <w:tblCellMar>
-            <w:top w:w="0" w:type="dxa"/>
-            <w:left w:w="108" w:type="dxa"/>
-            <w:bottom w:w="0" w:type="dxa"/>
-            <w:right w:w="108" w:type="dxa"/>
-          </w:tblCellMar>
-        </w:tblPrEx>
-        <w:trPr>
-          <w:jc w:val="center"/>
-        </w:trPr>
-        <w:tc>
-          <w:tcPr>
-            <w:tcW w:w="204" w:type="pct"/>
-            <w:vMerge w:val="continue"/>
-          </w:tcPr>
-          <w:p>
-            <w:pPr>
-              <w:pStyle w:val="34"/>
-              <w:rPr>
-                <w:rFonts w:ascii="Hei" w:eastAsia="Hei"/>
-                <w:b/>
-                <w:bCs/>
-              </w:rPr>
-            </w:pPr>
-          </w:p>
-        </w:tc>
-        <w:tc>
-          <w:tcPr>
-            <w:tcW w:w="207" w:type="pct"/>
-            <w:vMerge w:val="continue"/>
-            <w:shd w:val="clear" w:color="auto" w:fill="4F81BD" w:themeFill="accent1"/>
-          </w:tcPr>
-          <w:p>
-            <w:pPr>
-              <w:pStyle w:val="34"/>
-              <w:rPr>
-                <w:rFonts w:ascii="Hei" w:eastAsia="Hei"/>
-              </w:rPr>
-            </w:pPr>
-          </w:p>
-        </w:tc>
-        <w:tc>
-          <w:tcPr>
-            <w:tcW w:w="207" w:type="pct"/>
-            <w:vMerge w:val="continue"/>
-            <w:shd w:val="clear" w:color="auto" w:fill="4F81BD" w:themeFill="accent1"/>
-          </w:tcPr>
-          <w:p>
-            <w:pPr>
-              <w:pStyle w:val="34"/>
-              <w:rPr>
-                <w:rFonts w:ascii="Hei" w:eastAsia="Hei"/>
-              </w:rPr>
-            </w:pPr>
-          </w:p>
-        </w:tc>
-        <w:tc>
-          <w:tcPr>
-            <w:tcW w:w="536" w:type="pct"/>
-          </w:tcPr>
-          <w:p>
-            <w:pPr>
-              <w:pStyle w:val="34"/>
-              <w:rPr>
-                <w:rFonts w:hint="eastAsia" w:ascii="Hei" w:eastAsia="Hei"/>
-              </w:rPr>
-            </w:pPr>
-          </w:p>
-        </w:tc>
-        <w:tc>
-          <w:tcPr>
-            <w:tcW w:w="410" w:type="pct"/>
-          </w:tcPr>
-          <w:p>
-            <w:pPr>
-              <w:pStyle w:val="2"/>
-              <w:rPr>
-                <w:rFonts w:hint="eastAsia" w:ascii="Hei" w:eastAsia="Hei"/>
-              </w:rPr>
-            </w:pPr>
-          </w:p>
-        </w:tc>
-        <w:tc>
-          <w:tcPr>
-            <w:tcW w:w="564" w:type="pct"/>
-          </w:tcPr>
-          <w:p>
-            <w:pPr>
-              <w:pStyle w:val="2"/>
-              <w:jc w:val="center"/>
-              <w:rPr>
-                <w:rFonts w:hint="eastAsia" w:ascii="Hei" w:eastAsia="Hei"/>
-              </w:rPr>
-            </w:pPr>
-          </w:p>
-        </w:tc>
-        <w:tc>
-          <w:tcPr>
-            <w:tcW w:w="540" w:type="pct"/>
-            <w:gridSpan w:val="2"/>
-          </w:tcPr>
-          <w:p>
-            <w:pPr>
-              <w:pStyle w:val="34"/>
-              <w:rPr>
-                <w:rFonts w:hint="eastAsia" w:ascii="Hei" w:eastAsia="Hei"/>
-              </w:rPr>
-            </w:pPr>
-          </w:p>
-        </w:tc>
-        <w:tc>
-          <w:tcPr>
-            <w:tcW w:w="298" w:type="pct"/>
-          </w:tcPr>
-          <w:p>
-            <w:pPr>
-              <w:pStyle w:val="2"/>
-              <w:jc w:val="center"/>
-              <w:rPr>
-                <w:rFonts w:hint="eastAsia" w:ascii="Hei" w:eastAsia="Hei"/>
-              </w:rPr>
-            </w:pPr>
-          </w:p>
-        </w:tc>
-        <w:tc>
-          <w:tcPr>
-            <w:tcW w:w="472" w:type="pct"/>
-          </w:tcPr>
-          <w:p>
-            <w:pPr>
-              <w:pStyle w:val="35"/>
-              <w:jc w:val="center"/>
-              <w:rPr>
-                <w:rFonts w:hint="eastAsia" w:ascii="Hei" w:eastAsia="Hei"/>
-              </w:rPr>
-            </w:pPr>
-          </w:p>
-        </w:tc>
-        <w:tc>
-          <w:tcPr>
-            <w:tcW w:w="972" w:type="pct"/>
-          </w:tcPr>
-          <w:p>
-            <w:pPr>
-              <w:pStyle w:val="35"/>
-              <w:jc w:val="center"/>
-              <w:rPr>
-                <w:rFonts w:hint="eastAsia" w:ascii="Hei" w:eastAsia="Hei"/>
-              </w:rPr>
-            </w:pPr>
-          </w:p>
-        </w:tc>
-        <w:tc>
-          <w:tcPr>
-            <w:tcW w:w="583" w:type="pct"/>
-            <w:gridSpan w:val="2"/>
-            <w:vMerge w:val="continue"/>
             <w:shd w:val="clear" w:color="auto" w:fill="4F81BD" w:themeFill="accent1"/>
           </w:tcPr>
           <w:p>
@@ -3438,6 +3273,180 @@
             <w:bottom w:w="0" w:type="dxa"/>
             <w:right w:w="108" w:type="dxa"/>
           </w:tblCellMar>
+        </w:tblPrEx>
+        <w:trPr>
+          <w:jc w:val="center"/>
+        </w:trPr>
+        <w:tc>
+          <w:tcPr>
+            <w:tcW w:w="204" w:type="pct"/>
+            <w:vMerge w:val="continue"/>
+          </w:tcPr>
+          <w:p>
+            <w:pPr>
+              <w:pStyle w:val="34"/>
+              <w:rPr>
+                <w:rFonts w:ascii="Hei" w:eastAsia="Hei"/>
+                <w:b/>
+                <w:bCs/>
+              </w:rPr>
+            </w:pPr>
+          </w:p>
+        </w:tc>
+        <w:tc>
+          <w:tcPr>
+            <w:tcW w:w="207" w:type="pct"/>
+            <w:vMerge w:val="continue"/>
+            <w:shd w:val="clear" w:color="auto" w:fill="4F81BD" w:themeFill="accent1"/>
+          </w:tcPr>
+          <w:p>
+            <w:pPr>
+              <w:pStyle w:val="34"/>
+              <w:rPr>
+                <w:rFonts w:ascii="Hei" w:eastAsia="Hei"/>
+              </w:rPr>
+            </w:pPr>
+          </w:p>
+        </w:tc>
+        <w:tc>
+          <w:tcPr>
+            <w:tcW w:w="207" w:type="pct"/>
+            <w:vMerge w:val="continue"/>
+            <w:shd w:val="clear" w:color="auto" w:fill="4F81BD" w:themeFill="accent1"/>
+          </w:tcPr>
+          <w:p>
+            <w:pPr>
+              <w:pStyle w:val="34"/>
+              <w:rPr>
+                <w:rFonts w:ascii="Hei" w:eastAsia="Hei"/>
+              </w:rPr>
+            </w:pPr>
+          </w:p>
+        </w:tc>
+        <w:tc>
+          <w:tcPr>
+            <w:tcW w:w="536" w:type="pct"/>
+          </w:tcPr>
+          <w:p>
+            <w:pPr>
+              <w:pStyle w:val="34"/>
+              <w:rPr>
+                <w:rFonts w:hint="eastAsia" w:ascii="Hei" w:eastAsia="Hei"/>
+              </w:rPr>
+            </w:pPr>
+          </w:p>
+        </w:tc>
+        <w:tc>
+          <w:tcPr>
+            <w:tcW w:w="410" w:type="pct"/>
+          </w:tcPr>
+          <w:p>
+            <w:pPr>
+              <w:pStyle w:val="2"/>
+              <w:rPr>
+                <w:rFonts w:hint="eastAsia" w:ascii="Hei" w:eastAsia="Hei"/>
+              </w:rPr>
+            </w:pPr>
+          </w:p>
+        </w:tc>
+        <w:tc>
+          <w:tcPr>
+            <w:tcW w:w="564" w:type="pct"/>
+          </w:tcPr>
+          <w:p>
+            <w:pPr>
+              <w:pStyle w:val="2"/>
+              <w:jc w:val="center"/>
+              <w:rPr>
+                <w:rFonts w:hint="eastAsia" w:ascii="Hei" w:eastAsia="Hei"/>
+              </w:rPr>
+            </w:pPr>
+          </w:p>
+        </w:tc>
+        <w:tc>
+          <w:tcPr>
+            <w:tcW w:w="540" w:type="pct"/>
+            <w:gridSpan w:val="2"/>
+          </w:tcPr>
+          <w:p>
+            <w:pPr>
+              <w:pStyle w:val="34"/>
+              <w:rPr>
+                <w:rFonts w:hint="eastAsia" w:ascii="Hei" w:eastAsia="Hei"/>
+              </w:rPr>
+            </w:pPr>
+          </w:p>
+        </w:tc>
+        <w:tc>
+          <w:tcPr>
+            <w:tcW w:w="298" w:type="pct"/>
+          </w:tcPr>
+          <w:p>
+            <w:pPr>
+              <w:pStyle w:val="2"/>
+              <w:jc w:val="center"/>
+              <w:rPr>
+                <w:rFonts w:hint="eastAsia" w:ascii="Hei" w:eastAsia="Hei"/>
+              </w:rPr>
+            </w:pPr>
+          </w:p>
+        </w:tc>
+        <w:tc>
+          <w:tcPr>
+            <w:tcW w:w="472" w:type="pct"/>
+          </w:tcPr>
+          <w:p>
+            <w:pPr>
+              <w:pStyle w:val="35"/>
+              <w:jc w:val="center"/>
+              <w:rPr>
+                <w:rFonts w:hint="eastAsia" w:ascii="Hei" w:eastAsia="Hei"/>
+              </w:rPr>
+            </w:pPr>
+          </w:p>
+        </w:tc>
+        <w:tc>
+          <w:tcPr>
+            <w:tcW w:w="972" w:type="pct"/>
+          </w:tcPr>
+          <w:p>
+            <w:pPr>
+              <w:pStyle w:val="35"/>
+              <w:jc w:val="center"/>
+              <w:rPr>
+                <w:rFonts w:hint="eastAsia" w:ascii="Hei" w:eastAsia="Hei"/>
+              </w:rPr>
+            </w:pPr>
+          </w:p>
+        </w:tc>
+        <w:tc>
+          <w:tcPr>
+            <w:tcW w:w="583" w:type="pct"/>
+            <w:gridSpan w:val="2"/>
+            <w:vMerge w:val="continue"/>
+            <w:shd w:val="clear" w:color="auto" w:fill="4F81BD" w:themeFill="accent1"/>
+          </w:tcPr>
+          <w:p>
+            <w:pPr>
+              <w:pStyle w:val="35"/>
+              <w:jc w:val="center"/>
+              <w:rPr>
+                <w:rFonts w:ascii="Hei" w:eastAsia="Hei"/>
+              </w:rPr>
+            </w:pPr>
+          </w:p>
+        </w:tc>
+      </w:tr>
+      <w:tr>
+        <w:tblPrEx>
+          <w:tblBorders>
+            <w:top w:val="single" w:color="000000" w:themeColor="text1" w:sz="8" w:space="0"/>
+            <w:left w:val="single" w:color="000000" w:themeColor="text1" w:sz="8" w:space="0"/>
+            <w:bottom w:val="single" w:color="000000" w:themeColor="text1" w:sz="8" w:space="0"/>
+            <w:right w:val="single" w:color="000000" w:themeColor="text1" w:sz="8" w:space="0"/>
+            <w:insideH w:val="single" w:color="000000" w:themeColor="text1" w:sz="8" w:space="0"/>
+            <w:insideV w:val="single" w:color="000000" w:themeColor="text1" w:sz="8" w:space="0"/>
+          </w:tblBorders>
         </w:tblPrEx>
         <w:trPr>
           <w:jc w:val="center"/>
@@ -3975,12 +3984,6 @@
             <w:insideH w:val="single" w:color="B4CC82" w:themeColor="accent3" w:themeTint="BF" w:sz="8" w:space="0"/>
             <w:insideV w:val="none" w:color="auto" w:sz="0" w:space="0"/>
           </w:tblBorders>
-          <w:tblCellMar>
-            <w:top w:w="0" w:type="dxa"/>
-            <w:left w:w="108" w:type="dxa"/>
-            <w:bottom w:w="0" w:type="dxa"/>
-            <w:right w:w="108" w:type="dxa"/>
-          </w:tblCellMar>
         </w:tblPrEx>
         <w:trPr>
           <w:jc w:val="center"/>
@@ -4911,6 +4914,14 @@
       </w:tblGrid>
       <w:tr>
         <w:tblPrEx>
+          <w:tblBorders>
+            <w:top w:val="single" w:color="000000" w:themeColor="text1" w:sz="8" w:space="0"/>
+            <w:left w:val="single" w:color="000000" w:themeColor="text1" w:sz="8" w:space="0"/>
+            <w:bottom w:val="single" w:color="000000" w:themeColor="text1" w:sz="8" w:space="0"/>
+            <w:right w:val="single" w:color="000000" w:themeColor="text1" w:sz="8" w:space="0"/>
+            <w:insideH w:val="single" w:color="000000" w:themeColor="text1" w:sz="8" w:space="0"/>
+            <w:insideV w:val="single" w:color="000000" w:themeColor="text1" w:sz="8" w:space="0"/>
+          </w:tblBorders>
           <w:tblCellMar>
             <w:top w:w="0" w:type="dxa"/>
             <w:left w:w="108" w:type="dxa"/>
@@ -6052,13 +6063,13 @@
       <w:pStyle w:val="4"/>
       <w:jc w:val="center"/>
       <w:rPr>
-        <w:color w:val="7F7F7F" w:themeColor="background1" w:themeShade="80"/>
+        <w:color w:val="808080" w:themeColor="background1" w:themeShade="80"/>
       </w:rPr>
     </w:pPr>
     <w:r>
       <w:rPr>
         <w:rFonts w:hint="eastAsia"/>
-        <w:color w:val="7F7F7F" w:themeColor="background1" w:themeShade="80"/>
+        <w:color w:val="808080" w:themeColor="background1" w:themeShade="80"/>
       </w:rPr>
       <w:t>本文档由Poi-tL生成</w:t>
     </w:r>
@@ -6242,12 +6253,12 @@
     <w:lsdException w:unhideWhenUsed="0" w:uiPriority="71" w:semiHidden="0" w:name="Colorful Shading"/>
     <w:lsdException w:unhideWhenUsed="0" w:uiPriority="72" w:semiHidden="0" w:name="Colorful List"/>
     <w:lsdException w:unhideWhenUsed="0" w:uiPriority="73" w:semiHidden="0" w:name="Colorful Grid"/>
-    <w:lsdException w:unhideWhenUsed="0" w:uiPriority="60" w:semiHidden="0" w:name="Light Shading Accent 1"/>
-    <w:lsdException w:unhideWhenUsed="0" w:uiPriority="61" w:semiHidden="0" w:name="Light List Accent 1"/>
-    <w:lsdException w:unhideWhenUsed="0" w:uiPriority="62" w:semiHidden="0" w:name="Light Grid Accent 1"/>
+    <w:lsdException w:qFormat="1" w:unhideWhenUsed="0" w:uiPriority="60" w:semiHidden="0" w:name="Light Shading Accent 1"/>
+    <w:lsdException w:qFormat="1" w:unhideWhenUsed="0" w:uiPriority="61" w:semiHidden="0" w:name="Light List Accent 1"/>
+    <w:lsdException w:qFormat="1" w:unhideWhenUsed="0" w:uiPriority="62" w:semiHidden="0" w:name="Light Grid Accent 1"/>
     <w:lsdException w:qFormat="1" w:unhideWhenUsed="0" w:uiPriority="63" w:semiHidden="0" w:name="Medium Shading 1 Accent 1"/>
     <w:lsdException w:unhideWhenUsed="0" w:uiPriority="64" w:semiHidden="0" w:name="Medium Shading 2 Accent 1"/>
-    <w:lsdException w:unhideWhenUsed="0" w:uiPriority="65" w:semiHidden="0" w:name="Medium List 1 Accent 1"/>
+    <w:lsdException w:qFormat="1" w:unhideWhenUsed="0" w:uiPriority="65" w:semiHidden="0" w:name="Medium List 1 Accent 1"/>
     <w:lsdException w:unhideWhenUsed="0" w:uiPriority="66" w:semiHidden="0" w:name="Medium List 2 Accent 1"/>
     <w:lsdException w:unhideWhenUsed="0" w:uiPriority="67" w:semiHidden="0" w:name="Medium Grid 1 Accent 1"/>
     <w:lsdException w:unhideWhenUsed="0" w:uiPriority="68" w:semiHidden="0" w:name="Medium Grid 2 Accent 1"/>
@@ -6271,9 +6282,9 @@
     <w:lsdException w:unhideWhenUsed="0" w:uiPriority="72" w:semiHidden="0" w:name="Colorful List Accent 2"/>
     <w:lsdException w:unhideWhenUsed="0" w:uiPriority="73" w:semiHidden="0" w:name="Colorful Grid Accent 2"/>
     <w:lsdException w:unhideWhenUsed="0" w:uiPriority="60" w:semiHidden="0" w:name="Light Shading Accent 3"/>
-    <w:lsdException w:unhideWhenUsed="0" w:uiPriority="61" w:semiHidden="0" w:name="Light List Accent 3"/>
+    <w:lsdException w:qFormat="1" w:unhideWhenUsed="0" w:uiPriority="61" w:semiHidden="0" w:name="Light List Accent 3"/>
     <w:lsdException w:unhideWhenUsed="0" w:uiPriority="62" w:semiHidden="0" w:name="Light Grid Accent 3"/>
-    <w:lsdException w:unhideWhenUsed="0" w:uiPriority="63" w:semiHidden="0" w:name="Medium Shading 1 Accent 3"/>
+    <w:lsdException w:qFormat="1" w:unhideWhenUsed="0" w:uiPriority="63" w:semiHidden="0" w:name="Medium Shading 1 Accent 3"/>
     <w:lsdException w:unhideWhenUsed="0" w:uiPriority="64" w:semiHidden="0" w:name="Medium Shading 2 Accent 3"/>
     <w:lsdException w:unhideWhenUsed="0" w:uiPriority="65" w:semiHidden="0" w:name="Medium List 1 Accent 3"/>
     <w:lsdException w:unhideWhenUsed="0" w:uiPriority="66" w:semiHidden="0" w:name="Medium List 2 Accent 3"/>
@@ -6296,10 +6307,10 @@
     <w:lsdException w:unhideWhenUsed="0" w:uiPriority="69" w:semiHidden="0" w:name="Medium Grid 3 Accent 4"/>
     <w:lsdException w:unhideWhenUsed="0" w:uiPriority="70" w:semiHidden="0" w:name="Dark List Accent 4"/>
     <w:lsdException w:unhideWhenUsed="0" w:uiPriority="71" w:semiHidden="0" w:name="Colorful Shading Accent 4"/>
-    <w:lsdException w:unhideWhenUsed="0" w:uiPriority="72" w:semiHidden="0" w:name="Colorful List Accent 4"/>
+    <w:lsdException w:qFormat="1" w:unhideWhenUsed="0" w:uiPriority="72" w:semiHidden="0" w:name="Colorful List Accent 4"/>
     <w:lsdException w:unhideWhenUsed="0" w:uiPriority="73" w:semiHidden="0" w:name="Colorful Grid Accent 4"/>
     <w:lsdException w:unhideWhenUsed="0" w:uiPriority="60" w:semiHidden="0" w:name="Light Shading Accent 5"/>
-    <w:lsdException w:unhideWhenUsed="0" w:uiPriority="61" w:semiHidden="0" w:name="Light List Accent 5"/>
+    <w:lsdException w:qFormat="1" w:unhideWhenUsed="0" w:uiPriority="61" w:semiHidden="0" w:name="Light List Accent 5"/>
     <w:lsdException w:qFormat="1" w:unhideWhenUsed="0" w:uiPriority="62" w:semiHidden="0" w:name="Light Grid Accent 5"/>
     <w:lsdException w:unhideWhenUsed="0" w:uiPriority="63" w:semiHidden="0" w:name="Medium Shading 1 Accent 5"/>
     <w:lsdException w:unhideWhenUsed="0" w:uiPriority="64" w:semiHidden="0" w:name="Medium Shading 2 Accent 5"/>
@@ -6314,7 +6325,7 @@
     <w:lsdException w:unhideWhenUsed="0" w:uiPriority="73" w:semiHidden="0" w:name="Colorful Grid Accent 5"/>
     <w:lsdException w:unhideWhenUsed="0" w:uiPriority="60" w:semiHidden="0" w:name="Light Shading Accent 6"/>
     <w:lsdException w:qFormat="1" w:unhideWhenUsed="0" w:uiPriority="61" w:semiHidden="0" w:name="Light List Accent 6"/>
-    <w:lsdException w:unhideWhenUsed="0" w:uiPriority="62" w:semiHidden="0" w:name="Light Grid Accent 6"/>
+    <w:lsdException w:qFormat="1" w:unhideWhenUsed="0" w:uiPriority="62" w:semiHidden="0" w:name="Light Grid Accent 6"/>
     <w:lsdException w:unhideWhenUsed="0" w:uiPriority="63" w:semiHidden="0" w:name="Medium Shading 1 Accent 6"/>
     <w:lsdException w:unhideWhenUsed="0" w:uiPriority="64" w:semiHidden="0" w:name="Medium Shading 2 Accent 6"/>
     <w:lsdException w:unhideWhenUsed="0" w:uiPriority="65" w:semiHidden="0" w:name="Medium List 1 Accent 6"/>
@@ -6324,7 +6335,7 @@
     <w:lsdException w:unhideWhenUsed="0" w:uiPriority="69" w:semiHidden="0" w:name="Medium Grid 3 Accent 6"/>
     <w:lsdException w:unhideWhenUsed="0" w:uiPriority="70" w:semiHidden="0" w:name="Dark List Accent 6"/>
     <w:lsdException w:unhideWhenUsed="0" w:uiPriority="71" w:semiHidden="0" w:name="Colorful Shading Accent 6"/>
-    <w:lsdException w:unhideWhenUsed="0" w:uiPriority="72" w:semiHidden="0" w:name="Colorful List Accent 6"/>
+    <w:lsdException w:qFormat="1" w:unhideWhenUsed="0" w:uiPriority="72" w:semiHidden="0" w:name="Colorful List Accent 6"/>
     <w:lsdException w:unhideWhenUsed="0" w:uiPriority="73" w:semiHidden="0" w:name="Colorful Grid Accent 6"/>
   </w:latentStyles>
   <w:style w:type="paragraph" w:default="1" w:styleId="1">
@@ -6447,6 +6458,7 @@
   <w:style w:type="table" w:styleId="7">
     <w:name w:val="Light Shading Accent 1"/>
     <w:basedOn w:val="6"/>
+    <w:qFormat/>
     <w:uiPriority w:val="60"/>
     <w:rPr>
       <w:color w:val="376092" w:themeColor="accent1" w:themeShade="BF"/>
@@ -6537,6 +6549,7 @@
   <w:style w:type="table" w:styleId="8">
     <w:name w:val="Light List Accent 1"/>
     <w:basedOn w:val="6"/>
+    <w:qFormat/>
     <w:uiPriority w:val="61"/>
     <w:tblPr>
       <w:tblBorders>
@@ -6621,6 +6634,7 @@
   <w:style w:type="table" w:styleId="9">
     <w:name w:val="Light List Accent 3"/>
     <w:basedOn w:val="6"/>
+    <w:qFormat/>
     <w:uiPriority w:val="61"/>
     <w:tblPr>
       <w:tblBorders>
@@ -6789,6 +6803,7 @@
   <w:style w:type="table" w:styleId="11">
     <w:name w:val="Light List Accent 5"/>
     <w:basedOn w:val="6"/>
+    <w:qFormat/>
     <w:uiPriority w:val="61"/>
     <w:tblPr>
       <w:tblBorders>
@@ -6958,6 +6973,7 @@
   <w:style w:type="table" w:styleId="13">
     <w:name w:val="Light Grid Accent 1"/>
     <w:basedOn w:val="6"/>
+    <w:qFormat/>
     <w:uiPriority w:val="62"/>
     <w:tblPr>
       <w:tblBorders>
@@ -7193,6 +7209,7 @@
   <w:style w:type="table" w:styleId="15">
     <w:name w:val="Light Grid Accent 6"/>
     <w:basedOn w:val="6"/>
+    <w:qFormat/>
     <w:uiPriority w:val="62"/>
     <w:tblPr>
       <w:tblBorders>
@@ -7409,6 +7426,7 @@
   <w:style w:type="table" w:styleId="17">
     <w:name w:val="Medium Shading 1 Accent 3"/>
     <w:basedOn w:val="6"/>
+    <w:qFormat/>
     <w:uiPriority w:val="63"/>
     <w:tblPr>
       <w:tblBorders>
@@ -7507,6 +7525,7 @@
   <w:style w:type="table" w:styleId="18">
     <w:name w:val="Medium List 1 Accent 1"/>
     <w:basedOn w:val="6"/>
+    <w:qFormat/>
     <w:uiPriority w:val="65"/>
     <w:rPr>
       <w:color w:val="000000" w:themeColor="text1"/>
@@ -7588,6 +7607,7 @@
   <w:style w:type="table" w:styleId="19">
     <w:name w:val="Colorful List Accent 4"/>
     <w:basedOn w:val="6"/>
+    <w:qFormat/>
     <w:uiPriority w:val="72"/>
     <w:rPr>
       <w:color w:val="000000" w:themeColor="text1"/>
@@ -7673,6 +7693,7 @@
   <w:style w:type="table" w:styleId="20">
     <w:name w:val="Colorful List Accent 6"/>
     <w:basedOn w:val="6"/>
+    <w:qFormat/>
     <w:uiPriority w:val="72"/>
     <w:rPr>
       <w:color w:val="000000" w:themeColor="text1"/>
@@ -7759,6 +7780,7 @@
     <w:name w:val="页眉 字符"/>
     <w:basedOn w:val="21"/>
     <w:link w:val="4"/>
+    <w:qFormat/>
     <w:uiPriority w:val="99"/>
     <w:rPr>
       <w:caps/>
@@ -7777,6 +7799,7 @@
     <w:name w:val="页脚 字符"/>
     <w:basedOn w:val="21"/>
     <w:link w:val="3"/>
+    <w:qFormat/>
     <w:uiPriority w:val="99"/>
     <w:rPr>
       <w:caps/>
@@ -7887,6 +7910,7 @@
     <w:name w:val="正文文本 字符"/>
     <w:basedOn w:val="21"/>
     <w:link w:val="2"/>
+    <w:qFormat/>
     <w:uiPriority w:val="1"/>
     <w:rPr>
       <w:color w:val="000000" w:themeColor="text1"/>
@@ -8025,6 +8049,7 @@
   <w:style w:type="paragraph" w:customStyle="1" w:styleId="36">
     <w:name w:val="Table Heading Left"/>
     <w:basedOn w:val="2"/>
+    <w:qFormat/>
     <w:uiPriority w:val="0"/>
     <w:pPr>
       <w:spacing w:after="40"/>
